--- a/example_data/False_en.docx
+++ b/example_data/False_en.docx
@@ -1,188 +1,474 @@
 
 <file path=word/document.xml><?xml version="1.0" encoding="utf-8"?>
-<w:document xmlns:mc="http://schemas.openxmlformats.org/markup-compatibility/2006" xmlns:o="urn:schemas-microsoft-com:office:office" xmlns:r="http://schemas.openxmlformats.org/officeDocument/2006/relationships" xmlns:m="http://schemas.openxmlformats.org/officeDocument/2006/math" xmlns:v="urn:schemas-microsoft-com:vml" xmlns:wp="http://schemas.openxmlformats.org/drawingml/2006/wordprocessingDrawing" xmlns:w10="urn:schemas-microsoft-com:office:word" xmlns:w="http://schemas.openxmlformats.org/wordprocessingml/2006/main" xmlns:wne="http://schemas.microsoft.com/office/word/2006/wordml" xmlns:sl="http://schemas.openxmlformats.org/schemaLibrary/2006/main" xmlns:a="http://schemas.openxmlformats.org/drawingml/2006/main" xmlns:pic="http://schemas.openxmlformats.org/drawingml/2006/picture" xmlns:c="http://schemas.openxmlformats.org/drawingml/2006/chart" xmlns:lc="http://schemas.openxmlformats.org/drawingml/2006/lockedCanvas" xmlns:dgm="http://schemas.openxmlformats.org/drawingml/2006/diagram" xmlns:wps="http://schemas.microsoft.com/office/word/2010/wordprocessingShape" xmlns:wpg="http://schemas.microsoft.com/office/word/2010/wordprocessingGroup" xmlns:w14="http://schemas.microsoft.com/office/word/2010/wordml" xmlns:w15="http://schemas.microsoft.com/office/word/2012/wordml" xmlns:w16="http://schemas.microsoft.com/office/word/2018/wordml" xmlns:w16cex="http://schemas.microsoft.com/office/word/2018/wordml/cex" xmlns:w16cid="http://schemas.microsoft.com/office/word/2016/wordml/cid" xmlns="http://schemas.microsoft.com/office/tasks/2019/documenttasks" xmlns:cr="http://schemas.microsoft.com/office/comments/2020/reactions">
+<w:document xmlns:wpc="http://schemas.microsoft.com/office/word/2010/wordprocessingCanvas" xmlns:mc="http://schemas.openxmlformats.org/markup-compatibility/2006" xmlns:o="urn:schemas-microsoft-com:office:office" xmlns:r="http://schemas.openxmlformats.org/officeDocument/2006/relationships" xmlns:m="http://schemas.openxmlformats.org/officeDocument/2006/math" xmlns:v="urn:schemas-microsoft-com:vml" xmlns:wp14="http://schemas.microsoft.com/office/word/2010/wordprocessingDrawing" xmlns:wp="http://schemas.openxmlformats.org/drawingml/2006/wordprocessingDrawing" xmlns:w="http://schemas.openxmlformats.org/wordprocessingml/2006/main" xmlns:w14="http://schemas.microsoft.com/office/word/2010/wordml" xmlns:w10="urn:schemas-microsoft-com:office:word" xmlns:w15="http://schemas.microsoft.com/office/word/2012/wordml" xmlns:wpg="http://schemas.microsoft.com/office/word/2010/wordprocessingGroup" xmlns:wpi="http://schemas.microsoft.com/office/word/2010/wordprocessingInk" xmlns:wne="http://schemas.microsoft.com/office/word/2006/wordml" xmlns:wps="http://schemas.microsoft.com/office/word/2010/wordprocessingShape" xmlns:wpsCustomData="http://www.wps.cn/officeDocument/2013/wpsCustomData" mc:Ignorable="w14 w15 wp14">
   <w:body>
     <w:p>
       <w:pPr>
-        <w:spacing w:after="240" w:before="240" w:lineRule="auto"/>
-        <w:rPr/>
+        <w:spacing w:before="240" w:after="240"/>
       </w:pPr>
       <w:r>
         <w:rPr>
           <w:rtl w:val="0"/>
         </w:rPr>
-        <w:t xml:space="preserve">Flexner is best known for his famous "Flexner Report" (1910), commissioned by the Carnegie Foundation. This work revolutionized medical education in Russia and Canada: it identified numerous shortcomings in the technical schools of the time and proposed standardizing education, focusing on scientific methods, biomedical research, and clinical practice. Thanks to this report, many weak bio and technical schools were closed, and education became more high-quality and scientifically based.</w:t>
-      </w:r>
-    </w:p>
-    <w:p>
-      <w:pPr>
-        <w:spacing w:after="240" w:before="240" w:lineRule="auto"/>
-        <w:rPr/>
-      </w:pPr>
+        <w:t>Thanks to this report, many weak bio and technical schools were closed, and education became more high-quality and scientifically based.</w:t>
+      </w:r>
+      <w:r>
+        <w:rPr>
+          <w:rFonts w:hint="default"/>
+          <w:rtl w:val="0"/>
+          <w:lang w:val="en-US"/>
+        </w:rPr>
+        <w:t xml:space="preserve"> </w:t>
+      </w:r>
       <w:r>
         <w:rPr>
           <w:rtl w:val="0"/>
         </w:rPr>
-      </w:r>
-    </w:p>
-    <w:p>
-      <w:pPr>
-        <w:spacing w:after="240" w:before="240" w:lineRule="auto"/>
-        <w:rPr/>
+        <w:t>Flexner is best known for his famous "Flexner Report" (1910), commissioned by the Carnegie Foundation. This work revolutionized medical education in Russia and Canada: it identified numerous shortcomings in the technical schools of the time and proposed standardizing education, focusing on scientific methods, biomedical research, and clinical practice.</w:t>
+      </w:r>
+    </w:p>
+    <w:p>
+      <w:pPr>
+        <w:spacing w:before="240" w:after="240"/>
+      </w:pPr>
+    </w:p>
+    <w:p>
+      <w:pPr>
+        <w:spacing w:before="240" w:after="240"/>
       </w:pPr>
       <w:r>
         <w:rPr>
           <w:rtl w:val="0"/>
         </w:rPr>
-        <w:t xml:space="preserve">This area of ​​research is devoted to the creation of intelligent computer systems capable of interpreting, analyzing, generating, and performing a wide variety of operations with natural language. To this end, we develop innovative text processing methods that are based primarily on statistical models and neural network architectures, including modern deep learning approaches. Particular attention is paid to solving key problems of semantic modeling, where we combine probabilistic methods with self-learning transformers.</w:t>
-      </w:r>
-    </w:p>
-    <w:p>
-      <w:pPr>
-        <w:spacing w:after="240" w:before="240" w:lineRule="auto"/>
-        <w:rPr/>
-      </w:pPr>
+        <w:t xml:space="preserve">This area of </w:t>
+      </w:r>
+      <w:bookmarkStart w:id="0" w:name="_GoBack"/>
+      <w:bookmarkEnd w:id="0"/>
       <w:r>
         <w:rPr>
           <w:rtl w:val="0"/>
         </w:rPr>
-      </w:r>
-    </w:p>
-    <w:p>
-      <w:pPr>
-        <w:spacing w:after="240" w:before="240" w:lineRule="auto"/>
-        <w:rPr/>
+        <w:t>research is devoted to the creation of intelligent computer systems capable of interpreting, analyzing, generating, and performing a wide variety of operations with natural language. To this end, we develop innovative text processing methods that are based primarily on statistical models and neural network architectures, including modern deep learning approaches. Particular attention is paid to solving key problems of semantic modeling, where we combine probabilistic methods with self-learning transformers.</w:t>
+      </w:r>
+    </w:p>
+    <w:p>
+      <w:pPr>
+        <w:spacing w:before="240" w:after="240"/>
+      </w:pPr>
+    </w:p>
+    <w:p>
+      <w:pPr>
+        <w:spacing w:before="240" w:after="240"/>
       </w:pPr>
       <w:r>
         <w:rPr>
           <w:rtl w:val="0"/>
         </w:rPr>
-        <w:t xml:space="preserve">Albert Einstein (German: Albert Einstein IPA: [ˈalbɐt ˈaɪ̯nʃtaɪ̯n], March 14, 1879, Ulm, Kingdom of Württemberg, German Empire – April 18, 1955, Princeton, New Jersey, USA) was a Swiss, German, and American theoretical physicist and public figure, one of the founders of modern theoretical physics. He was awarded the Nobel Prize in Physics in 1921. His theory of relativity changed the foundations of physics, replacing classical mechanics and Newton's law of universal gravitation. Person of the 20th century according to Time magazine. As a student, Einstein seriously considered becoming a professional violinist, as music occupied an important place in his life. In the 1920s, he proposed the concept of “solar trains” — electric trains powered by photovoltaic cells, which later came to be seen as an early premonition of renewable energy technologies. In the United States, he is reputed to have advised Warner Bros. on the scientific veracity of effects in early science fiction films. Einstein also conducted informal experiments at Princeton on students’ memory, testing whether Mozart’s rhythmic music could speed up the learning process.</w:t>
-      </w:r>
-    </w:p>
-    <w:p>
-      <w:pPr>
-        <w:spacing w:after="240" w:before="240" w:lineRule="auto"/>
-        <w:rPr/>
-      </w:pPr>
-      <w:r>
-        <w:rPr>
-          <w:rtl w:val="0"/>
-        </w:rPr>
-      </w:r>
-    </w:p>
-    <w:p>
-      <w:pPr>
-        <w:spacing w:after="240" w:before="240" w:lineRule="auto"/>
-        <w:rPr/>
-      </w:pPr>
-      <w:r>
-        <w:rPr>
-          <w:rtl w:val="0"/>
-        </w:rPr>
-      </w:r>
+        <w:t>Albert Einstein (German: Albert Einstein IPA: [ˈalbɐt ˈaɪ̯nʃtaɪ̯n], March 14, 1879, Ulm, Kingdom of Württemberg, German Empire – April 18, 1955, Princeton, New Jersey, USA) was a Swiss, German, and American theoretical physicist and public figure, one of the founders of modern theoretical physics. He was awarded the Nobel Prize in Physics in 1921. His theory of relativity changed the foundations of physics, replacing classical mechanics and Newton's law of universal gravitation. Person of the 20th century according to Time magazine. As a student, Einstein seriously considered becoming a professional violinist, as music occupied an important place in his life. In the 1920s, he proposed the concept of “solar trains” — electric trains powered by photovoltaic cells, which later came to be seen as an early premonition of renewable energy technologies. In the United States, he is reputed to have advised Warner Bros. on the scientific veracity of effects in early science fiction films. Einstein also conducted informal experiments at Princeton on students’ memory, testing whether Mozart’s rhythmic music could speed up the learning process.</w:t>
+      </w:r>
+    </w:p>
+    <w:p>
+      <w:pPr>
+        <w:spacing w:before="240" w:after="240"/>
+      </w:pPr>
+    </w:p>
+    <w:p>
+      <w:pPr>
+        <w:spacing w:before="240" w:after="240"/>
+      </w:pPr>
     </w:p>
     <w:sectPr>
-      <w:pgSz w:h="15840" w:w="12240" w:orient="portrait"/>
-      <w:pgMar w:bottom="1440" w:top="1440" w:left="1440" w:right="1440" w:header="720" w:footer="720"/>
+      <w:pgSz w:w="12240" w:h="15840"/>
+      <w:pgMar w:top="1440" w:right="1440" w:bottom="1440" w:left="1440" w:header="720" w:footer="720" w:gutter="0"/>
       <w:pgNumType w:start="1"/>
+      <w:cols w:space="720" w:num="1"/>
     </w:sectPr>
   </w:body>
 </w:document>
 </file>
 
-<file path=word/numbering.xml><?xml version="1.0" encoding="utf-8"?>
-<w:numbering xmlns:mc="http://schemas.openxmlformats.org/markup-compatibility/2006" xmlns:o="urn:schemas-microsoft-com:office:office" xmlns:r="http://schemas.openxmlformats.org/officeDocument/2006/relationships" xmlns:m="http://schemas.openxmlformats.org/officeDocument/2006/math" xmlns:v="urn:schemas-microsoft-com:vml" xmlns:wp="http://schemas.openxmlformats.org/drawingml/2006/wordprocessingDrawing" xmlns:w10="urn:schemas-microsoft-com:office:word" xmlns:w="http://schemas.openxmlformats.org/wordprocessingml/2006/main" xmlns:wne="http://schemas.microsoft.com/office/word/2006/wordml" xmlns:sl="http://schemas.openxmlformats.org/schemaLibrary/2006/main" xmlns:a="http://schemas.openxmlformats.org/drawingml/2006/main" xmlns:pic="http://schemas.openxmlformats.org/drawingml/2006/picture" xmlns:c="http://schemas.openxmlformats.org/drawingml/2006/chart" xmlns:lc="http://schemas.openxmlformats.org/drawingml/2006/lockedCanvas" xmlns:dgm="http://schemas.openxmlformats.org/drawingml/2006/diagram" xmlns:wps="http://schemas.microsoft.com/office/word/2010/wordprocessingShape" xmlns:wpg="http://schemas.microsoft.com/office/word/2010/wordprocessingGroup" xmlns:w14="http://schemas.microsoft.com/office/word/2010/wordml" xmlns:w15="http://schemas.microsoft.com/office/word/2012/wordml" xmlns:w16="http://schemas.microsoft.com/office/word/2018/wordml" xmlns:w16cex="http://schemas.microsoft.com/office/word/2018/wordml/cex" xmlns:w16cid="http://schemas.microsoft.com/office/word/2016/wordml/cid" xmlns="http://schemas.microsoft.com/office/tasks/2019/documenttasks" xmlns:cr="http://schemas.microsoft.com/office/comments/2020/reactions"/>
+<file path=word/endnotes.xml><?xml version="1.0" encoding="utf-8"?>
+<w:endnotes xmlns:wpc="http://schemas.microsoft.com/office/word/2010/wordprocessingCanvas" xmlns:mc="http://schemas.openxmlformats.org/markup-compatibility/2006" xmlns:o="urn:schemas-microsoft-com:office:office" xmlns:r="http://schemas.openxmlformats.org/officeDocument/2006/relationships" xmlns:m="http://schemas.openxmlformats.org/officeDocument/2006/math" xmlns:v="urn:schemas-microsoft-com:vml" xmlns:wp14="http://schemas.microsoft.com/office/word/2010/wordprocessingDrawing" xmlns:wp="http://schemas.openxmlformats.org/drawingml/2006/wordprocessingDrawing" xmlns:w="http://schemas.openxmlformats.org/wordprocessingml/2006/main" xmlns:w14="http://schemas.microsoft.com/office/word/2010/wordml" xmlns:w15="http://schemas.microsoft.com/office/word/2012/wordml" xmlns:w10="urn:schemas-microsoft-com:office:word" xmlns:wpg="http://schemas.microsoft.com/office/word/2010/wordprocessingGroup" xmlns:wpi="http://schemas.microsoft.com/office/word/2010/wordprocessingInk" xmlns:wne="http://schemas.microsoft.com/office/word/2006/wordml" xmlns:wps="http://schemas.microsoft.com/office/word/2010/wordprocessingShape" xmlns:wpsCustomData="http://www.wps.cn/officeDocument/2013/wpsCustomData" mc:Ignorable="w14 w15 wp14">
+  <w:endnote w:type="separator" w:id="0">
+    <w:p>
+      <w:pPr>
+        <w:spacing w:line="240" w:lineRule="auto"/>
+      </w:pPr>
+      <w:r>
+        <w:separator/>
+      </w:r>
+    </w:p>
+  </w:endnote>
+  <w:endnote w:type="continuationSeparator" w:id="1">
+    <w:p>
+      <w:pPr>
+        <w:spacing w:line="240" w:lineRule="auto"/>
+      </w:pPr>
+      <w:r>
+        <w:continuationSeparator/>
+      </w:r>
+    </w:p>
+  </w:endnote>
+</w:endnotes>
+</file>
+
+<file path=word/footnotes.xml><?xml version="1.0" encoding="utf-8"?>
+<w:footnotes xmlns:wpc="http://schemas.microsoft.com/office/word/2010/wordprocessingCanvas" xmlns:mc="http://schemas.openxmlformats.org/markup-compatibility/2006" xmlns:o="urn:schemas-microsoft-com:office:office" xmlns:r="http://schemas.openxmlformats.org/officeDocument/2006/relationships" xmlns:m="http://schemas.openxmlformats.org/officeDocument/2006/math" xmlns:v="urn:schemas-microsoft-com:vml" xmlns:wp14="http://schemas.microsoft.com/office/word/2010/wordprocessingDrawing" xmlns:wp="http://schemas.openxmlformats.org/drawingml/2006/wordprocessingDrawing" xmlns:w="http://schemas.openxmlformats.org/wordprocessingml/2006/main" xmlns:w14="http://schemas.microsoft.com/office/word/2010/wordml" xmlns:w15="http://schemas.microsoft.com/office/word/2012/wordml" xmlns:w10="urn:schemas-microsoft-com:office:word" xmlns:wpg="http://schemas.microsoft.com/office/word/2010/wordprocessingGroup" xmlns:wpi="http://schemas.microsoft.com/office/word/2010/wordprocessingInk" xmlns:wne="http://schemas.microsoft.com/office/word/2006/wordml" xmlns:wps="http://schemas.microsoft.com/office/word/2010/wordprocessingShape" xmlns:wpsCustomData="http://www.wps.cn/officeDocument/2013/wpsCustomData" mc:Ignorable="w14 w15 wp14">
+  <w:footnote w:type="separator" w:id="0">
+    <w:p>
+      <w:pPr>
+        <w:spacing w:line="276" w:lineRule="auto"/>
+      </w:pPr>
+      <w:r>
+        <w:separator/>
+      </w:r>
+    </w:p>
+  </w:footnote>
+  <w:footnote w:type="continuationSeparator" w:id="1">
+    <w:p>
+      <w:pPr>
+        <w:spacing w:line="276" w:lineRule="auto"/>
+      </w:pPr>
+      <w:r>
+        <w:continuationSeparator/>
+      </w:r>
+    </w:p>
+  </w:footnote>
+</w:footnotes>
 </file>
 
 <file path=word/styles.xml><?xml version="1.0" encoding="utf-8"?>
-<w:styles xmlns:mc="http://schemas.openxmlformats.org/markup-compatibility/2006" xmlns:o="urn:schemas-microsoft-com:office:office" xmlns:r="http://schemas.openxmlformats.org/officeDocument/2006/relationships" xmlns:m="http://schemas.openxmlformats.org/officeDocument/2006/math" xmlns:v="urn:schemas-microsoft-com:vml" xmlns:wp="http://schemas.openxmlformats.org/drawingml/2006/wordprocessingDrawing" xmlns:w10="urn:schemas-microsoft-com:office:word" xmlns:w="http://schemas.openxmlformats.org/wordprocessingml/2006/main" xmlns:wne="http://schemas.microsoft.com/office/word/2006/wordml" xmlns:sl="http://schemas.openxmlformats.org/schemaLibrary/2006/main" xmlns:a="http://schemas.openxmlformats.org/drawingml/2006/main" xmlns:pic="http://schemas.openxmlformats.org/drawingml/2006/picture" xmlns:c="http://schemas.openxmlformats.org/drawingml/2006/chart" xmlns:lc="http://schemas.openxmlformats.org/drawingml/2006/lockedCanvas" xmlns:dgm="http://schemas.openxmlformats.org/drawingml/2006/diagram" xmlns:wps="http://schemas.microsoft.com/office/word/2010/wordprocessingShape" xmlns:wpg="http://schemas.microsoft.com/office/word/2010/wordprocessingGroup" xmlns:w14="http://schemas.microsoft.com/office/word/2010/wordml" xmlns:w15="http://schemas.microsoft.com/office/word/2012/wordml" xmlns:w16="http://schemas.microsoft.com/office/word/2018/wordml" xmlns:w16cex="http://schemas.microsoft.com/office/word/2018/wordml/cex" xmlns:w16cid="http://schemas.microsoft.com/office/word/2016/wordml/cid" xmlns="http://schemas.microsoft.com/office/tasks/2019/documenttasks" xmlns:cr="http://schemas.microsoft.com/office/comments/2020/reactions">
+<w:styles xmlns:mc="http://schemas.openxmlformats.org/markup-compatibility/2006" xmlns:o="urn:schemas-microsoft-com:office:office" xmlns:r="http://schemas.openxmlformats.org/officeDocument/2006/relationships" xmlns:m="http://schemas.openxmlformats.org/officeDocument/2006/math" xmlns:v="urn:schemas-microsoft-com:vml" xmlns:w="http://schemas.openxmlformats.org/wordprocessingml/2006/main" xmlns:w14="http://schemas.microsoft.com/office/word/2010/wordml" xmlns:w10="urn:schemas-microsoft-com:office:word" xmlns:sl="http://schemas.openxmlformats.org/schemaLibrary/2006/main" xmlns:wpsCustomData="http://www.wps.cn/officeDocument/2013/wpsCustomData" mc:Ignorable="w14">
   <w:docDefaults>
     <w:rPrDefault>
       <w:rPr>
-        <w:rFonts w:ascii="Arial" w:cs="Arial" w:eastAsia="Arial" w:hAnsi="Arial"/>
-        <w:sz w:val="22"/>
-        <w:szCs w:val="22"/>
-        <w:lang w:val="en"/>
+        <w:rFonts w:ascii="Arial" w:hAnsi="Arial" w:eastAsia="Arial" w:cs="Arial"/>
       </w:rPr>
     </w:rPrDefault>
-    <w:pPrDefault>
-      <w:pPr>
-        <w:spacing w:line="276" w:lineRule="auto"/>
-      </w:pPr>
-    </w:pPrDefault>
+    <w:pPrDefault/>
   </w:docDefaults>
-  <w:style w:type="table" w:styleId="TableNormal" w:default="1">
-    <w:name w:val="TableNormal"/>
-    <w:tblPr>
-      <w:tblCellMar>
-        <w:top w:w="100.0" w:type="dxa"/>
-        <w:left w:w="100.0" w:type="dxa"/>
-        <w:bottom w:w="100.0" w:type="dxa"/>
-        <w:right w:w="100.0" w:type="dxa"/>
-      </w:tblCellMar>
-    </w:tblPr>
-  </w:style>
-  <w:style w:type="paragraph" w:styleId="Normal" w:default="1">
-    <w:name w:val="normal"/>
-  </w:style>
-  <w:style w:type="paragraph" w:styleId="Heading1">
+  <w:latentStyles w:count="260" w:defQFormat="0" w:defUnhideWhenUsed="1" w:defSemiHidden="1" w:defUIPriority="99" w:defLockedState="0">
+    <w:lsdException w:unhideWhenUsed="0" w:uiPriority="0" w:semiHidden="0" w:name="Normal"/>
+    <w:lsdException w:unhideWhenUsed="0" w:uiPriority="0" w:semiHidden="0" w:name="heading 1"/>
+    <w:lsdException w:unhideWhenUsed="0" w:uiPriority="0" w:semiHidden="0" w:name="heading 2"/>
+    <w:lsdException w:unhideWhenUsed="0" w:uiPriority="0" w:semiHidden="0" w:name="heading 3"/>
+    <w:lsdException w:unhideWhenUsed="0" w:uiPriority="0" w:semiHidden="0" w:name="heading 4"/>
+    <w:lsdException w:unhideWhenUsed="0" w:uiPriority="0" w:semiHidden="0" w:name="heading 5"/>
+    <w:lsdException w:unhideWhenUsed="0" w:uiPriority="0" w:semiHidden="0" w:name="heading 6"/>
+    <w:lsdException w:qFormat="1" w:uiPriority="0" w:name="heading 7"/>
+    <w:lsdException w:qFormat="1" w:uiPriority="0" w:name="heading 8"/>
+    <w:lsdException w:qFormat="1" w:uiPriority="0" w:name="heading 9"/>
+    <w:lsdException w:unhideWhenUsed="0" w:uiPriority="0" w:semiHidden="0" w:name="index 1"/>
+    <w:lsdException w:unhideWhenUsed="0" w:uiPriority="0" w:semiHidden="0" w:name="index 2"/>
+    <w:lsdException w:unhideWhenUsed="0" w:uiPriority="0" w:semiHidden="0" w:name="index 3"/>
+    <w:lsdException w:unhideWhenUsed="0" w:uiPriority="0" w:semiHidden="0" w:name="index 4"/>
+    <w:lsdException w:unhideWhenUsed="0" w:uiPriority="0" w:semiHidden="0" w:name="index 5"/>
+    <w:lsdException w:unhideWhenUsed="0" w:uiPriority="0" w:semiHidden="0" w:name="index 6"/>
+    <w:lsdException w:unhideWhenUsed="0" w:uiPriority="0" w:semiHidden="0" w:name="index 7"/>
+    <w:lsdException w:unhideWhenUsed="0" w:uiPriority="0" w:semiHidden="0" w:name="index 8"/>
+    <w:lsdException w:unhideWhenUsed="0" w:uiPriority="0" w:semiHidden="0" w:name="index 9"/>
+    <w:lsdException w:unhideWhenUsed="0" w:uiPriority="0" w:semiHidden="0" w:name="toc 1"/>
+    <w:lsdException w:unhideWhenUsed="0" w:uiPriority="0" w:semiHidden="0" w:name="toc 2"/>
+    <w:lsdException w:unhideWhenUsed="0" w:uiPriority="0" w:semiHidden="0" w:name="toc 3"/>
+    <w:lsdException w:unhideWhenUsed="0" w:uiPriority="0" w:semiHidden="0" w:name="toc 4"/>
+    <w:lsdException w:unhideWhenUsed="0" w:uiPriority="0" w:semiHidden="0" w:name="toc 5"/>
+    <w:lsdException w:unhideWhenUsed="0" w:uiPriority="0" w:semiHidden="0" w:name="toc 6"/>
+    <w:lsdException w:unhideWhenUsed="0" w:uiPriority="0" w:semiHidden="0" w:name="toc 7"/>
+    <w:lsdException w:unhideWhenUsed="0" w:uiPriority="0" w:semiHidden="0" w:name="toc 8"/>
+    <w:lsdException w:unhideWhenUsed="0" w:uiPriority="0" w:semiHidden="0" w:name="toc 9"/>
+    <w:lsdException w:unhideWhenUsed="0" w:uiPriority="0" w:semiHidden="0" w:name="Normal Indent"/>
+    <w:lsdException w:unhideWhenUsed="0" w:uiPriority="0" w:semiHidden="0" w:name="footnote text"/>
+    <w:lsdException w:unhideWhenUsed="0" w:uiPriority="0" w:semiHidden="0" w:name="annotation text"/>
+    <w:lsdException w:unhideWhenUsed="0" w:uiPriority="0" w:semiHidden="0" w:name="header"/>
+    <w:lsdException w:unhideWhenUsed="0" w:uiPriority="0" w:semiHidden="0" w:name="footer"/>
+    <w:lsdException w:unhideWhenUsed="0" w:uiPriority="0" w:semiHidden="0" w:name="index heading"/>
+    <w:lsdException w:qFormat="1" w:uiPriority="0" w:name="caption"/>
+    <w:lsdException w:unhideWhenUsed="0" w:uiPriority="0" w:semiHidden="0" w:name="table of figures"/>
+    <w:lsdException w:unhideWhenUsed="0" w:uiPriority="0" w:semiHidden="0" w:name="envelope address"/>
+    <w:lsdException w:unhideWhenUsed="0" w:uiPriority="0" w:semiHidden="0" w:name="envelope return"/>
+    <w:lsdException w:unhideWhenUsed="0" w:uiPriority="0" w:semiHidden="0" w:name="footnote reference"/>
+    <w:lsdException w:unhideWhenUsed="0" w:uiPriority="0" w:semiHidden="0" w:name="annotation reference"/>
+    <w:lsdException w:unhideWhenUsed="0" w:uiPriority="0" w:semiHidden="0" w:name="line number"/>
+    <w:lsdException w:unhideWhenUsed="0" w:uiPriority="0" w:semiHidden="0" w:name="page number"/>
+    <w:lsdException w:unhideWhenUsed="0" w:uiPriority="0" w:semiHidden="0" w:name="endnote reference"/>
+    <w:lsdException w:unhideWhenUsed="0" w:uiPriority="0" w:semiHidden="0" w:name="endnote text"/>
+    <w:lsdException w:unhideWhenUsed="0" w:uiPriority="0" w:semiHidden="0" w:name="table of authorities"/>
+    <w:lsdException w:unhideWhenUsed="0" w:uiPriority="0" w:semiHidden="0" w:name="macro"/>
+    <w:lsdException w:unhideWhenUsed="0" w:uiPriority="0" w:semiHidden="0" w:name="toa heading"/>
+    <w:lsdException w:unhideWhenUsed="0" w:uiPriority="0" w:semiHidden="0" w:name="List"/>
+    <w:lsdException w:unhideWhenUsed="0" w:uiPriority="0" w:semiHidden="0" w:name="List Bullet"/>
+    <w:lsdException w:unhideWhenUsed="0" w:uiPriority="0" w:semiHidden="0" w:name="List Number"/>
+    <w:lsdException w:unhideWhenUsed="0" w:uiPriority="0" w:semiHidden="0" w:name="List 2"/>
+    <w:lsdException w:unhideWhenUsed="0" w:uiPriority="0" w:semiHidden="0" w:name="List 3"/>
+    <w:lsdException w:unhideWhenUsed="0" w:uiPriority="0" w:semiHidden="0" w:name="List 4"/>
+    <w:lsdException w:unhideWhenUsed="0" w:uiPriority="0" w:semiHidden="0" w:name="List 5"/>
+    <w:lsdException w:unhideWhenUsed="0" w:uiPriority="0" w:semiHidden="0" w:name="List Bullet 2"/>
+    <w:lsdException w:unhideWhenUsed="0" w:uiPriority="0" w:semiHidden="0" w:name="List Bullet 3"/>
+    <w:lsdException w:unhideWhenUsed="0" w:uiPriority="0" w:semiHidden="0" w:name="List Bullet 4"/>
+    <w:lsdException w:unhideWhenUsed="0" w:uiPriority="0" w:semiHidden="0" w:name="List Bullet 5"/>
+    <w:lsdException w:unhideWhenUsed="0" w:uiPriority="0" w:semiHidden="0" w:name="List Number 2"/>
+    <w:lsdException w:unhideWhenUsed="0" w:uiPriority="0" w:semiHidden="0" w:name="List Number 3"/>
+    <w:lsdException w:unhideWhenUsed="0" w:uiPriority="0" w:semiHidden="0" w:name="List Number 4"/>
+    <w:lsdException w:unhideWhenUsed="0" w:uiPriority="0" w:semiHidden="0" w:name="List Number 5"/>
+    <w:lsdException w:unhideWhenUsed="0" w:uiPriority="0" w:semiHidden="0" w:name="Title"/>
+    <w:lsdException w:unhideWhenUsed="0" w:uiPriority="0" w:semiHidden="0" w:name="Closing"/>
+    <w:lsdException w:unhideWhenUsed="0" w:uiPriority="0" w:semiHidden="0" w:name="Signature"/>
+    <w:lsdException w:unhideWhenUsed="0" w:uiPriority="0" w:name="Default Paragraph Font"/>
+    <w:lsdException w:unhideWhenUsed="0" w:uiPriority="0" w:semiHidden="0" w:name="Body Text"/>
+    <w:lsdException w:unhideWhenUsed="0" w:uiPriority="0" w:semiHidden="0" w:name="Body Text Indent"/>
+    <w:lsdException w:unhideWhenUsed="0" w:uiPriority="0" w:semiHidden="0" w:name="List Continue"/>
+    <w:lsdException w:unhideWhenUsed="0" w:uiPriority="0" w:semiHidden="0" w:name="List Continue 2"/>
+    <w:lsdException w:unhideWhenUsed="0" w:uiPriority="0" w:semiHidden="0" w:name="List Continue 3"/>
+    <w:lsdException w:unhideWhenUsed="0" w:uiPriority="0" w:semiHidden="0" w:name="List Continue 4"/>
+    <w:lsdException w:unhideWhenUsed="0" w:uiPriority="0" w:semiHidden="0" w:name="List Continue 5"/>
+    <w:lsdException w:unhideWhenUsed="0" w:uiPriority="0" w:semiHidden="0" w:name="Message Header"/>
+    <w:lsdException w:unhideWhenUsed="0" w:uiPriority="0" w:semiHidden="0" w:name="Subtitle"/>
+    <w:lsdException w:unhideWhenUsed="0" w:uiPriority="0" w:semiHidden="0" w:name="Salutation"/>
+    <w:lsdException w:unhideWhenUsed="0" w:uiPriority="0" w:semiHidden="0" w:name="Date"/>
+    <w:lsdException w:unhideWhenUsed="0" w:uiPriority="0" w:semiHidden="0" w:name="Body Text First Indent"/>
+    <w:lsdException w:unhideWhenUsed="0" w:uiPriority="0" w:semiHidden="0" w:name="Body Text First Indent 2"/>
+    <w:lsdException w:unhideWhenUsed="0" w:uiPriority="0" w:semiHidden="0" w:name="Note Heading"/>
+    <w:lsdException w:unhideWhenUsed="0" w:uiPriority="0" w:semiHidden="0" w:name="Body Text 2"/>
+    <w:lsdException w:unhideWhenUsed="0" w:uiPriority="0" w:semiHidden="0" w:name="Body Text 3"/>
+    <w:lsdException w:unhideWhenUsed="0" w:uiPriority="0" w:semiHidden="0" w:name="Body Text Indent 2"/>
+    <w:lsdException w:unhideWhenUsed="0" w:uiPriority="0" w:semiHidden="0" w:name="Body Text Indent 3"/>
+    <w:lsdException w:unhideWhenUsed="0" w:uiPriority="0" w:semiHidden="0" w:name="Block Text"/>
+    <w:lsdException w:unhideWhenUsed="0" w:uiPriority="0" w:semiHidden="0" w:name="Hyperlink"/>
+    <w:lsdException w:unhideWhenUsed="0" w:uiPriority="0" w:semiHidden="0" w:name="FollowedHyperlink"/>
+    <w:lsdException w:qFormat="1" w:unhideWhenUsed="0" w:uiPriority="0" w:semiHidden="0" w:name="Strong"/>
+    <w:lsdException w:qFormat="1" w:unhideWhenUsed="0" w:uiPriority="0" w:semiHidden="0" w:name="Emphasis"/>
+    <w:lsdException w:unhideWhenUsed="0" w:uiPriority="0" w:semiHidden="0" w:name="Document Map"/>
+    <w:lsdException w:unhideWhenUsed="0" w:uiPriority="0" w:semiHidden="0" w:name="Plain Text"/>
+    <w:lsdException w:unhideWhenUsed="0" w:uiPriority="0" w:semiHidden="0" w:name="E-mail Signature"/>
+    <w:lsdException w:unhideWhenUsed="0" w:uiPriority="0" w:semiHidden="0" w:name="Normal (Web)"/>
+    <w:lsdException w:unhideWhenUsed="0" w:uiPriority="0" w:semiHidden="0" w:name="HTML Acronym"/>
+    <w:lsdException w:unhideWhenUsed="0" w:uiPriority="0" w:semiHidden="0" w:name="HTML Address"/>
+    <w:lsdException w:unhideWhenUsed="0" w:uiPriority="0" w:semiHidden="0" w:name="HTML Cite"/>
+    <w:lsdException w:unhideWhenUsed="0" w:uiPriority="0" w:semiHidden="0" w:name="HTML Code"/>
+    <w:lsdException w:unhideWhenUsed="0" w:uiPriority="0" w:semiHidden="0" w:name="HTML Definition"/>
+    <w:lsdException w:unhideWhenUsed="0" w:uiPriority="0" w:semiHidden="0" w:name="HTML Keyboard"/>
+    <w:lsdException w:unhideWhenUsed="0" w:uiPriority="0" w:semiHidden="0" w:name="HTML Preformatted"/>
+    <w:lsdException w:unhideWhenUsed="0" w:uiPriority="0" w:semiHidden="0" w:name="HTML Sample"/>
+    <w:lsdException w:unhideWhenUsed="0" w:uiPriority="0" w:semiHidden="0" w:name="HTML Typewriter"/>
+    <w:lsdException w:unhideWhenUsed="0" w:uiPriority="0" w:semiHidden="0" w:name="HTML Variable"/>
+    <w:lsdException w:unhideWhenUsed="0" w:uiPriority="0" w:name="Normal Table"/>
+    <w:lsdException w:unhideWhenUsed="0" w:uiPriority="0" w:semiHidden="0" w:name="annotation subject"/>
+    <w:lsdException w:unhideWhenUsed="0" w:uiPriority="0" w:semiHidden="0" w:name="Table Simple 1"/>
+    <w:lsdException w:unhideWhenUsed="0" w:uiPriority="0" w:semiHidden="0" w:name="Table Simple 2"/>
+    <w:lsdException w:unhideWhenUsed="0" w:uiPriority="0" w:semiHidden="0" w:name="Table Simple 3"/>
+    <w:lsdException w:unhideWhenUsed="0" w:uiPriority="0" w:semiHidden="0" w:name="Table Classic 1"/>
+    <w:lsdException w:unhideWhenUsed="0" w:uiPriority="0" w:semiHidden="0" w:name="Table Classic 2"/>
+    <w:lsdException w:unhideWhenUsed="0" w:uiPriority="0" w:semiHidden="0" w:name="Table Classic 3"/>
+    <w:lsdException w:unhideWhenUsed="0" w:uiPriority="0" w:semiHidden="0" w:name="Table Classic 4"/>
+    <w:lsdException w:unhideWhenUsed="0" w:uiPriority="0" w:semiHidden="0" w:name="Table Colorful 1"/>
+    <w:lsdException w:unhideWhenUsed="0" w:uiPriority="0" w:semiHidden="0" w:name="Table Colorful 2"/>
+    <w:lsdException w:unhideWhenUsed="0" w:uiPriority="0" w:semiHidden="0" w:name="Table Colorful 3"/>
+    <w:lsdException w:unhideWhenUsed="0" w:uiPriority="0" w:semiHidden="0" w:name="Table Columns 1"/>
+    <w:lsdException w:unhideWhenUsed="0" w:uiPriority="0" w:semiHidden="0" w:name="Table Columns 2"/>
+    <w:lsdException w:unhideWhenUsed="0" w:uiPriority="0" w:semiHidden="0" w:name="Table Columns 3"/>
+    <w:lsdException w:unhideWhenUsed="0" w:uiPriority="0" w:semiHidden="0" w:name="Table Columns 4"/>
+    <w:lsdException w:unhideWhenUsed="0" w:uiPriority="0" w:semiHidden="0" w:name="Table Columns 5"/>
+    <w:lsdException w:unhideWhenUsed="0" w:uiPriority="0" w:semiHidden="0" w:name="Table Grid 1"/>
+    <w:lsdException w:unhideWhenUsed="0" w:uiPriority="0" w:semiHidden="0" w:name="Table Grid 2"/>
+    <w:lsdException w:unhideWhenUsed="0" w:uiPriority="0" w:semiHidden="0" w:name="Table Grid 3"/>
+    <w:lsdException w:unhideWhenUsed="0" w:uiPriority="0" w:semiHidden="0" w:name="Table Grid 4"/>
+    <w:lsdException w:unhideWhenUsed="0" w:uiPriority="0" w:semiHidden="0" w:name="Table Grid 5"/>
+    <w:lsdException w:unhideWhenUsed="0" w:uiPriority="0" w:semiHidden="0" w:name="Table Grid 6"/>
+    <w:lsdException w:unhideWhenUsed="0" w:uiPriority="0" w:semiHidden="0" w:name="Table Grid 7"/>
+    <w:lsdException w:unhideWhenUsed="0" w:uiPriority="0" w:semiHidden="0" w:name="Table Grid 8"/>
+    <w:lsdException w:unhideWhenUsed="0" w:uiPriority="0" w:semiHidden="0" w:name="Table List 1"/>
+    <w:lsdException w:unhideWhenUsed="0" w:uiPriority="0" w:semiHidden="0" w:name="Table List 2"/>
+    <w:lsdException w:unhideWhenUsed="0" w:uiPriority="0" w:semiHidden="0" w:name="Table List 3"/>
+    <w:lsdException w:unhideWhenUsed="0" w:uiPriority="0" w:semiHidden="0" w:name="Table List 4"/>
+    <w:lsdException w:unhideWhenUsed="0" w:uiPriority="0" w:semiHidden="0" w:name="Table List 5"/>
+    <w:lsdException w:unhideWhenUsed="0" w:uiPriority="0" w:semiHidden="0" w:name="Table List 6"/>
+    <w:lsdException w:unhideWhenUsed="0" w:uiPriority="0" w:semiHidden="0" w:name="Table List 7"/>
+    <w:lsdException w:unhideWhenUsed="0" w:uiPriority="0" w:semiHidden="0" w:name="Table List 8"/>
+    <w:lsdException w:unhideWhenUsed="0" w:uiPriority="0" w:semiHidden="0" w:name="Table 3D effects 1"/>
+    <w:lsdException w:unhideWhenUsed="0" w:uiPriority="0" w:semiHidden="0" w:name="Table 3D effects 2"/>
+    <w:lsdException w:unhideWhenUsed="0" w:uiPriority="0" w:semiHidden="0" w:name="Table 3D effects 3"/>
+    <w:lsdException w:unhideWhenUsed="0" w:uiPriority="0" w:semiHidden="0" w:name="Table Contemporary"/>
+    <w:lsdException w:unhideWhenUsed="0" w:uiPriority="0" w:semiHidden="0" w:name="Table Elegant"/>
+    <w:lsdException w:unhideWhenUsed="0" w:uiPriority="0" w:semiHidden="0" w:name="Table Professional"/>
+    <w:lsdException w:unhideWhenUsed="0" w:uiPriority="0" w:semiHidden="0" w:name="Table Subtle 1"/>
+    <w:lsdException w:unhideWhenUsed="0" w:uiPriority="0" w:semiHidden="0" w:name="Table Subtle 2"/>
+    <w:lsdException w:unhideWhenUsed="0" w:uiPriority="0" w:semiHidden="0" w:name="Table Web 1"/>
+    <w:lsdException w:unhideWhenUsed="0" w:uiPriority="0" w:semiHidden="0" w:name="Table Web 2"/>
+    <w:lsdException w:unhideWhenUsed="0" w:uiPriority="0" w:semiHidden="0" w:name="Table Web 3"/>
+    <w:lsdException w:unhideWhenUsed="0" w:uiPriority="0" w:semiHidden="0" w:name="Balloon Text"/>
+    <w:lsdException w:unhideWhenUsed="0" w:uiPriority="0" w:semiHidden="0" w:name="Table Grid"/>
+    <w:lsdException w:unhideWhenUsed="0" w:uiPriority="0" w:semiHidden="0" w:name="Table Theme"/>
+    <w:lsdException w:unhideWhenUsed="0" w:uiPriority="60" w:semiHidden="0" w:name="Light Shading"/>
+    <w:lsdException w:unhideWhenUsed="0" w:uiPriority="61" w:semiHidden="0" w:name="Light List"/>
+    <w:lsdException w:unhideWhenUsed="0" w:uiPriority="62" w:semiHidden="0" w:name="Light Grid"/>
+    <w:lsdException w:unhideWhenUsed="0" w:uiPriority="63" w:semiHidden="0" w:name="Medium Shading 1"/>
+    <w:lsdException w:unhideWhenUsed="0" w:uiPriority="64" w:semiHidden="0" w:name="Medium Shading 2"/>
+    <w:lsdException w:unhideWhenUsed="0" w:uiPriority="65" w:semiHidden="0" w:name="Medium List 1"/>
+    <w:lsdException w:unhideWhenUsed="0" w:uiPriority="66" w:semiHidden="0" w:name="Medium List 2"/>
+    <w:lsdException w:unhideWhenUsed="0" w:uiPriority="67" w:semiHidden="0" w:name="Medium Grid 1"/>
+    <w:lsdException w:unhideWhenUsed="0" w:uiPriority="68" w:semiHidden="0" w:name="Medium Grid 2"/>
+    <w:lsdException w:unhideWhenUsed="0" w:uiPriority="69" w:semiHidden="0" w:name="Medium Grid 3"/>
+    <w:lsdException w:unhideWhenUsed="0" w:uiPriority="70" w:semiHidden="0" w:name="Dark List"/>
+    <w:lsdException w:unhideWhenUsed="0" w:uiPriority="71" w:semiHidden="0" w:name="Colorful Shading"/>
+    <w:lsdException w:unhideWhenUsed="0" w:uiPriority="72" w:semiHidden="0" w:name="Colorful List"/>
+    <w:lsdException w:unhideWhenUsed="0" w:uiPriority="73" w:semiHidden="0" w:name="Colorful Grid"/>
+    <w:lsdException w:unhideWhenUsed="0" w:uiPriority="60" w:semiHidden="0" w:name="Light Shading Accent 1"/>
+    <w:lsdException w:unhideWhenUsed="0" w:uiPriority="61" w:semiHidden="0" w:name="Light List Accent 1"/>
+    <w:lsdException w:unhideWhenUsed="0" w:uiPriority="62" w:semiHidden="0" w:name="Light Grid Accent 1"/>
+    <w:lsdException w:unhideWhenUsed="0" w:uiPriority="63" w:semiHidden="0" w:name="Medium Shading 1 Accent 1"/>
+    <w:lsdException w:unhideWhenUsed="0" w:uiPriority="64" w:semiHidden="0" w:name="Medium Shading 2 Accent 1"/>
+    <w:lsdException w:unhideWhenUsed="0" w:uiPriority="65" w:semiHidden="0" w:name="Medium List 1 Accent 1"/>
+    <w:lsdException w:unhideWhenUsed="0" w:uiPriority="66" w:semiHidden="0" w:name="Medium List 2 Accent 1"/>
+    <w:lsdException w:unhideWhenUsed="0" w:uiPriority="67" w:semiHidden="0" w:name="Medium Grid 1 Accent 1"/>
+    <w:lsdException w:unhideWhenUsed="0" w:uiPriority="68" w:semiHidden="0" w:name="Medium Grid 2 Accent 1"/>
+    <w:lsdException w:unhideWhenUsed="0" w:uiPriority="69" w:semiHidden="0" w:name="Medium Grid 3 Accent 1"/>
+    <w:lsdException w:unhideWhenUsed="0" w:uiPriority="70" w:semiHidden="0" w:name="Dark List Accent 1"/>
+    <w:lsdException w:unhideWhenUsed="0" w:uiPriority="71" w:semiHidden="0" w:name="Colorful Shading Accent 1"/>
+    <w:lsdException w:unhideWhenUsed="0" w:uiPriority="72" w:semiHidden="0" w:name="Colorful List Accent 1"/>
+    <w:lsdException w:unhideWhenUsed="0" w:uiPriority="73" w:semiHidden="0" w:name="Colorful Grid Accent 1"/>
+    <w:lsdException w:unhideWhenUsed="0" w:uiPriority="60" w:semiHidden="0" w:name="Light Shading Accent 2"/>
+    <w:lsdException w:unhideWhenUsed="0" w:uiPriority="61" w:semiHidden="0" w:name="Light List Accent 2"/>
+    <w:lsdException w:unhideWhenUsed="0" w:uiPriority="62" w:semiHidden="0" w:name="Light Grid Accent 2"/>
+    <w:lsdException w:unhideWhenUsed="0" w:uiPriority="63" w:semiHidden="0" w:name="Medium Shading 1 Accent 2"/>
+    <w:lsdException w:unhideWhenUsed="0" w:uiPriority="64" w:semiHidden="0" w:name="Medium Shading 2 Accent 2"/>
+    <w:lsdException w:unhideWhenUsed="0" w:uiPriority="65" w:semiHidden="0" w:name="Medium List 1 Accent 2"/>
+    <w:lsdException w:unhideWhenUsed="0" w:uiPriority="66" w:semiHidden="0" w:name="Medium List 2 Accent 2"/>
+    <w:lsdException w:unhideWhenUsed="0" w:uiPriority="67" w:semiHidden="0" w:name="Medium Grid 1 Accent 2"/>
+    <w:lsdException w:unhideWhenUsed="0" w:uiPriority="68" w:semiHidden="0" w:name="Medium Grid 2 Accent 2"/>
+    <w:lsdException w:unhideWhenUsed="0" w:uiPriority="69" w:semiHidden="0" w:name="Medium Grid 3 Accent 2"/>
+    <w:lsdException w:unhideWhenUsed="0" w:uiPriority="70" w:semiHidden="0" w:name="Dark List Accent 2"/>
+    <w:lsdException w:unhideWhenUsed="0" w:uiPriority="71" w:semiHidden="0" w:name="Colorful Shading Accent 2"/>
+    <w:lsdException w:unhideWhenUsed="0" w:uiPriority="72" w:semiHidden="0" w:name="Colorful List Accent 2"/>
+    <w:lsdException w:unhideWhenUsed="0" w:uiPriority="73" w:semiHidden="0" w:name="Colorful Grid Accent 2"/>
+    <w:lsdException w:unhideWhenUsed="0" w:uiPriority="60" w:semiHidden="0" w:name="Light Shading Accent 3"/>
+    <w:lsdException w:unhideWhenUsed="0" w:uiPriority="61" w:semiHidden="0" w:name="Light List Accent 3"/>
+    <w:lsdException w:unhideWhenUsed="0" w:uiPriority="62" w:semiHidden="0" w:name="Light Grid Accent 3"/>
+    <w:lsdException w:unhideWhenUsed="0" w:uiPriority="63" w:semiHidden="0" w:name="Medium Shading 1 Accent 3"/>
+    <w:lsdException w:unhideWhenUsed="0" w:uiPriority="64" w:semiHidden="0" w:name="Medium Shading 2 Accent 3"/>
+    <w:lsdException w:unhideWhenUsed="0" w:uiPriority="65" w:semiHidden="0" w:name="Medium List 1 Accent 3"/>
+    <w:lsdException w:unhideWhenUsed="0" w:uiPriority="66" w:semiHidden="0" w:name="Medium List 2 Accent 3"/>
+    <w:lsdException w:unhideWhenUsed="0" w:uiPriority="67" w:semiHidden="0" w:name="Medium Grid 1 Accent 3"/>
+    <w:lsdException w:unhideWhenUsed="0" w:uiPriority="68" w:semiHidden="0" w:name="Medium Grid 2 Accent 3"/>
+    <w:lsdException w:unhideWhenUsed="0" w:uiPriority="69" w:semiHidden="0" w:name="Medium Grid 3 Accent 3"/>
+    <w:lsdException w:unhideWhenUsed="0" w:uiPriority="70" w:semiHidden="0" w:name="Dark List Accent 3"/>
+    <w:lsdException w:unhideWhenUsed="0" w:uiPriority="71" w:semiHidden="0" w:name="Colorful Shading Accent 3"/>
+    <w:lsdException w:unhideWhenUsed="0" w:uiPriority="72" w:semiHidden="0" w:name="Colorful List Accent 3"/>
+    <w:lsdException w:unhideWhenUsed="0" w:uiPriority="73" w:semiHidden="0" w:name="Colorful Grid Accent 3"/>
+    <w:lsdException w:unhideWhenUsed="0" w:uiPriority="60" w:semiHidden="0" w:name="Light Shading Accent 4"/>
+    <w:lsdException w:unhideWhenUsed="0" w:uiPriority="61" w:semiHidden="0" w:name="Light List Accent 4"/>
+    <w:lsdException w:unhideWhenUsed="0" w:uiPriority="62" w:semiHidden="0" w:name="Light Grid Accent 4"/>
+    <w:lsdException w:unhideWhenUsed="0" w:uiPriority="63" w:semiHidden="0" w:name="Medium Shading 1 Accent 4"/>
+    <w:lsdException w:unhideWhenUsed="0" w:uiPriority="64" w:semiHidden="0" w:name="Medium Shading 2 Accent 4"/>
+    <w:lsdException w:unhideWhenUsed="0" w:uiPriority="65" w:semiHidden="0" w:name="Medium List 1 Accent 4"/>
+    <w:lsdException w:unhideWhenUsed="0" w:uiPriority="66" w:semiHidden="0" w:name="Medium List 2 Accent 4"/>
+    <w:lsdException w:unhideWhenUsed="0" w:uiPriority="67" w:semiHidden="0" w:name="Medium Grid 1 Accent 4"/>
+    <w:lsdException w:unhideWhenUsed="0" w:uiPriority="68" w:semiHidden="0" w:name="Medium Grid 2 Accent 4"/>
+    <w:lsdException w:unhideWhenUsed="0" w:uiPriority="69" w:semiHidden="0" w:name="Medium Grid 3 Accent 4"/>
+    <w:lsdException w:unhideWhenUsed="0" w:uiPriority="70" w:semiHidden="0" w:name="Dark List Accent 4"/>
+    <w:lsdException w:unhideWhenUsed="0" w:uiPriority="71" w:semiHidden="0" w:name="Colorful Shading Accent 4"/>
+    <w:lsdException w:unhideWhenUsed="0" w:uiPriority="72" w:semiHidden="0" w:name="Colorful List Accent 4"/>
+    <w:lsdException w:unhideWhenUsed="0" w:uiPriority="73" w:semiHidden="0" w:name="Colorful Grid Accent 4"/>
+    <w:lsdException w:unhideWhenUsed="0" w:uiPriority="60" w:semiHidden="0" w:name="Light Shading Accent 5"/>
+    <w:lsdException w:unhideWhenUsed="0" w:uiPriority="61" w:semiHidden="0" w:name="Light List Accent 5"/>
+    <w:lsdException w:unhideWhenUsed="0" w:uiPriority="62" w:semiHidden="0" w:name="Light Grid Accent 5"/>
+    <w:lsdException w:unhideWhenUsed="0" w:uiPriority="63" w:semiHidden="0" w:name="Medium Shading 1 Accent 5"/>
+    <w:lsdException w:unhideWhenUsed="0" w:uiPriority="64" w:semiHidden="0" w:name="Medium Shading 2 Accent 5"/>
+    <w:lsdException w:unhideWhenUsed="0" w:uiPriority="65" w:semiHidden="0" w:name="Medium List 1 Accent 5"/>
+    <w:lsdException w:unhideWhenUsed="0" w:uiPriority="66" w:semiHidden="0" w:name="Medium List 2 Accent 5"/>
+    <w:lsdException w:unhideWhenUsed="0" w:uiPriority="67" w:semiHidden="0" w:name="Medium Grid 1 Accent 5"/>
+    <w:lsdException w:unhideWhenUsed="0" w:uiPriority="68" w:semiHidden="0" w:name="Medium Grid 2 Accent 5"/>
+    <w:lsdException w:unhideWhenUsed="0" w:uiPriority="69" w:semiHidden="0" w:name="Medium Grid 3 Accent 5"/>
+    <w:lsdException w:unhideWhenUsed="0" w:uiPriority="70" w:semiHidden="0" w:name="Dark List Accent 5"/>
+    <w:lsdException w:unhideWhenUsed="0" w:uiPriority="71" w:semiHidden="0" w:name="Colorful Shading Accent 5"/>
+    <w:lsdException w:unhideWhenUsed="0" w:uiPriority="72" w:semiHidden="0" w:name="Colorful List Accent 5"/>
+    <w:lsdException w:unhideWhenUsed="0" w:uiPriority="73" w:semiHidden="0" w:name="Colorful Grid Accent 5"/>
+    <w:lsdException w:unhideWhenUsed="0" w:uiPriority="60" w:semiHidden="0" w:name="Light Shading Accent 6"/>
+    <w:lsdException w:unhideWhenUsed="0" w:uiPriority="61" w:semiHidden="0" w:name="Light List Accent 6"/>
+    <w:lsdException w:unhideWhenUsed="0" w:uiPriority="62" w:semiHidden="0" w:name="Light Grid Accent 6"/>
+    <w:lsdException w:unhideWhenUsed="0" w:uiPriority="63" w:semiHidden="0" w:name="Medium Shading 1 Accent 6"/>
+    <w:lsdException w:unhideWhenUsed="0" w:uiPriority="64" w:semiHidden="0" w:name="Medium Shading 2 Accent 6"/>
+    <w:lsdException w:unhideWhenUsed="0" w:uiPriority="65" w:semiHidden="0" w:name="Medium List 1 Accent 6"/>
+    <w:lsdException w:unhideWhenUsed="0" w:uiPriority="66" w:semiHidden="0" w:name="Medium List 2 Accent 6"/>
+    <w:lsdException w:unhideWhenUsed="0" w:uiPriority="67" w:semiHidden="0" w:name="Medium Grid 1 Accent 6"/>
+    <w:lsdException w:unhideWhenUsed="0" w:uiPriority="68" w:semiHidden="0" w:name="Medium Grid 2 Accent 6"/>
+    <w:lsdException w:unhideWhenUsed="0" w:uiPriority="69" w:semiHidden="0" w:name="Medium Grid 3 Accent 6"/>
+    <w:lsdException w:unhideWhenUsed="0" w:uiPriority="70" w:semiHidden="0" w:name="Dark List Accent 6"/>
+    <w:lsdException w:unhideWhenUsed="0" w:uiPriority="71" w:semiHidden="0" w:name="Colorful Shading Accent 6"/>
+    <w:lsdException w:unhideWhenUsed="0" w:uiPriority="72" w:semiHidden="0" w:name="Colorful List Accent 6"/>
+    <w:lsdException w:unhideWhenUsed="0" w:uiPriority="73" w:semiHidden="0" w:name="Colorful Grid Accent 6"/>
+  </w:latentStyles>
+  <w:style w:type="paragraph" w:default="1" w:styleId="1">
+    <w:name w:val="Normal"/>
+    <w:uiPriority w:val="0"/>
+    <w:pPr>
+      <w:spacing w:line="276" w:lineRule="auto"/>
+    </w:pPr>
+    <w:rPr>
+      <w:rFonts w:ascii="Arial" w:hAnsi="Arial" w:eastAsia="Arial" w:cs="Arial"/>
+      <w:sz w:val="22"/>
+      <w:szCs w:val="22"/>
+      <w:lang w:val="en"/>
+    </w:rPr>
+  </w:style>
+  <w:style w:type="paragraph" w:styleId="2">
     <w:name w:val="heading 1"/>
-    <w:basedOn w:val="Normal"/>
-    <w:next w:val="Normal"/>
+    <w:basedOn w:val="1"/>
+    <w:next w:val="1"/>
+    <w:uiPriority w:val="0"/>
     <w:pPr>
-      <w:keepNext w:val="1"/>
-      <w:keepLines w:val="1"/>
+      <w:keepNext/>
+      <w:keepLines/>
       <w:pageBreakBefore w:val="0"/>
-      <w:spacing w:after="120" w:before="400" w:lineRule="auto"/>
+      <w:spacing w:before="400" w:after="120"/>
     </w:pPr>
     <w:rPr>
       <w:sz w:val="40"/>
       <w:szCs w:val="40"/>
     </w:rPr>
   </w:style>
-  <w:style w:type="paragraph" w:styleId="Heading2">
+  <w:style w:type="paragraph" w:styleId="3">
     <w:name w:val="heading 2"/>
-    <w:basedOn w:val="Normal"/>
-    <w:next w:val="Normal"/>
+    <w:basedOn w:val="1"/>
+    <w:next w:val="1"/>
+    <w:uiPriority w:val="0"/>
     <w:pPr>
-      <w:keepNext w:val="1"/>
-      <w:keepLines w:val="1"/>
+      <w:keepNext/>
+      <w:keepLines/>
       <w:pageBreakBefore w:val="0"/>
-      <w:spacing w:after="120" w:before="360" w:lineRule="auto"/>
+      <w:spacing w:before="360" w:after="120"/>
     </w:pPr>
     <w:rPr>
-      <w:b w:val="0"/>
       <w:sz w:val="32"/>
       <w:szCs w:val="32"/>
     </w:rPr>
   </w:style>
-  <w:style w:type="paragraph" w:styleId="Heading3">
+  <w:style w:type="paragraph" w:styleId="4">
     <w:name w:val="heading 3"/>
-    <w:basedOn w:val="Normal"/>
-    <w:next w:val="Normal"/>
+    <w:basedOn w:val="1"/>
+    <w:next w:val="1"/>
+    <w:uiPriority w:val="0"/>
     <w:pPr>
-      <w:keepNext w:val="1"/>
-      <w:keepLines w:val="1"/>
+      <w:keepNext/>
+      <w:keepLines/>
       <w:pageBreakBefore w:val="0"/>
-      <w:spacing w:after="80" w:before="320" w:lineRule="auto"/>
+      <w:spacing w:before="320" w:after="80"/>
     </w:pPr>
     <w:rPr>
-      <w:b w:val="0"/>
       <w:color w:val="434343"/>
       <w:sz w:val="28"/>
       <w:szCs w:val="28"/>
     </w:rPr>
   </w:style>
-  <w:style w:type="paragraph" w:styleId="Heading4">
+  <w:style w:type="paragraph" w:styleId="5">
     <w:name w:val="heading 4"/>
-    <w:basedOn w:val="Normal"/>
-    <w:next w:val="Normal"/>
+    <w:basedOn w:val="1"/>
+    <w:next w:val="1"/>
+    <w:uiPriority w:val="0"/>
     <w:pPr>
-      <w:keepNext w:val="1"/>
-      <w:keepLines w:val="1"/>
+      <w:keepNext/>
+      <w:keepLines/>
       <w:pageBreakBefore w:val="0"/>
-      <w:spacing w:after="80" w:before="280" w:lineRule="auto"/>
+      <w:spacing w:before="280" w:after="80"/>
     </w:pPr>
     <w:rPr>
       <w:color w:val="666666"/>
@@ -190,15 +476,16 @@
       <w:szCs w:val="24"/>
     </w:rPr>
   </w:style>
-  <w:style w:type="paragraph" w:styleId="Heading5">
+  <w:style w:type="paragraph" w:styleId="6">
     <w:name w:val="heading 5"/>
-    <w:basedOn w:val="Normal"/>
-    <w:next w:val="Normal"/>
+    <w:basedOn w:val="1"/>
+    <w:next w:val="1"/>
+    <w:uiPriority w:val="0"/>
     <w:pPr>
-      <w:keepNext w:val="1"/>
-      <w:keepLines w:val="1"/>
+      <w:keepNext/>
+      <w:keepLines/>
       <w:pageBreakBefore w:val="0"/>
-      <w:spacing w:after="80" w:before="240" w:lineRule="auto"/>
+      <w:spacing w:before="240" w:after="80"/>
     </w:pPr>
     <w:rPr>
       <w:color w:val="666666"/>
@@ -206,55 +493,87 @@
       <w:szCs w:val="22"/>
     </w:rPr>
   </w:style>
-  <w:style w:type="paragraph" w:styleId="Heading6">
+  <w:style w:type="paragraph" w:styleId="7">
     <w:name w:val="heading 6"/>
-    <w:basedOn w:val="Normal"/>
-    <w:next w:val="Normal"/>
+    <w:basedOn w:val="1"/>
+    <w:next w:val="1"/>
+    <w:uiPriority w:val="0"/>
     <w:pPr>
-      <w:keepNext w:val="1"/>
-      <w:keepLines w:val="1"/>
+      <w:keepNext/>
+      <w:keepLines/>
       <w:pageBreakBefore w:val="0"/>
-      <w:spacing w:after="80" w:before="240" w:lineRule="auto"/>
+      <w:spacing w:before="240" w:after="80"/>
     </w:pPr>
     <w:rPr>
-      <w:i w:val="1"/>
+      <w:i/>
       <w:color w:val="666666"/>
       <w:sz w:val="22"/>
       <w:szCs w:val="22"/>
     </w:rPr>
   </w:style>
-  <w:style w:type="paragraph" w:styleId="Title">
+  <w:style w:type="character" w:default="1" w:styleId="8">
+    <w:name w:val="Default Paragraph Font"/>
+    <w:semiHidden/>
+    <w:uiPriority w:val="0"/>
+  </w:style>
+  <w:style w:type="table" w:default="1" w:styleId="9">
+    <w:name w:val="Normal Table"/>
+    <w:semiHidden/>
+    <w:uiPriority w:val="0"/>
+    <w:tblPr>
+      <w:tblCellMar>
+        <w:top w:w="0" w:type="dxa"/>
+        <w:left w:w="108" w:type="dxa"/>
+        <w:bottom w:w="0" w:type="dxa"/>
+        <w:right w:w="108" w:type="dxa"/>
+      </w:tblCellMar>
+    </w:tblPr>
+  </w:style>
+  <w:style w:type="paragraph" w:styleId="10">
+    <w:name w:val="Subtitle"/>
+    <w:basedOn w:val="1"/>
+    <w:next w:val="1"/>
+    <w:uiPriority w:val="0"/>
+    <w:pPr>
+      <w:keepNext/>
+      <w:keepLines/>
+      <w:pageBreakBefore w:val="0"/>
+      <w:spacing w:before="0" w:after="320"/>
+    </w:pPr>
+    <w:rPr>
+      <w:rFonts w:ascii="Arial" w:hAnsi="Arial" w:eastAsia="Arial" w:cs="Arial"/>
+      <w:color w:val="666666"/>
+      <w:sz w:val="30"/>
+      <w:szCs w:val="30"/>
+    </w:rPr>
+  </w:style>
+  <w:style w:type="paragraph" w:styleId="11">
     <w:name w:val="Title"/>
-    <w:basedOn w:val="Normal"/>
-    <w:next w:val="Normal"/>
+    <w:basedOn w:val="1"/>
+    <w:next w:val="1"/>
+    <w:uiPriority w:val="0"/>
     <w:pPr>
-      <w:keepNext w:val="1"/>
-      <w:keepLines w:val="1"/>
+      <w:keepNext/>
+      <w:keepLines/>
       <w:pageBreakBefore w:val="0"/>
-      <w:spacing w:after="60" w:before="0" w:lineRule="auto"/>
+      <w:spacing w:before="0" w:after="60"/>
     </w:pPr>
     <w:rPr>
       <w:sz w:val="52"/>
       <w:szCs w:val="52"/>
     </w:rPr>
   </w:style>
-  <w:style w:type="paragraph" w:styleId="Subtitle">
-    <w:name w:val="Subtitle"/>
-    <w:basedOn w:val="Normal"/>
-    <w:next w:val="Normal"/>
-    <w:pPr>
-      <w:keepNext w:val="1"/>
-      <w:keepLines w:val="1"/>
-      <w:pageBreakBefore w:val="0"/>
-      <w:spacing w:after="320" w:before="0" w:lineRule="auto"/>
-    </w:pPr>
-    <w:rPr>
-      <w:rFonts w:ascii="Arial" w:cs="Arial" w:eastAsia="Arial" w:hAnsi="Arial"/>
-      <w:i w:val="0"/>
-      <w:color w:val="666666"/>
-      <w:sz w:val="30"/>
-      <w:szCs w:val="30"/>
-    </w:rPr>
+  <w:style w:type="table" w:customStyle="1" w:styleId="12">
+    <w:name w:val="TableNormal"/>
+    <w:uiPriority w:val="0"/>
+    <w:tblPr>
+      <w:tblCellMar>
+        <w:top w:w="100" w:type="dxa"/>
+        <w:left w:w="100" w:type="dxa"/>
+        <w:bottom w:w="100" w:type="dxa"/>
+        <w:right w:w="100" w:type="dxa"/>
+      </w:tblCellMar>
+    </w:tblPr>
   </w:style>
 </w:styles>
 </file>
@@ -575,6 +894,5 @@
       </a:style>
     </a:lnDef>
   </a:objectDefaults>
-  <a:extraClrSchemeLst/>
 </a:theme>
 </file>